--- a/downloads/teacher/04 Units/Unit 03 - Human Development and Relationships - Growing Up, Getting Along/Lesson 03.17 - Babysitting Basics Safety Safe Sleep Emergencies.docx
+++ b/downloads/teacher/04 Units/Unit 03 - Human Development and Relationships - Growing Up, Getting Along/Lesson 03.17 - Babysitting Basics Safety Safe Sleep Emergencies.docx
@@ -262,23 +262,41 @@
       <w:r>
         <w:t xml:space="preserve">By the end of this lesson, students will be able to:</w:t>
       </w:r>
-      <w:r>
-        <w:t xml:space="preserve"> </w:t>
-      </w:r>
-      <w:r>
-        <w:t xml:space="preserve">1. (Low) Given the seven babysitter safety rules (never leave a young child alone; safe sleep is back to sleep in an empty crib; never shake a baby; small objects and choking foods stay out of reach; water and stairs are the two places you never look away; in an emergency call 911 and know the address and the parent’s number; know when to say no to a job), state all seven and explain why each exists.</w:t>
-      </w:r>
-      <w:r>
-        <w:t xml:space="preserve"> </w:t>
-      </w:r>
-      <w:r>
-        <w:t xml:space="preserve">2. (Mid) Given a written description of a home, walk through it room by room and identify at least eight hazards for a toddler with a fix for each, then fill an emergency card with every line a 911 dispatcher or a parent would need.</w:t>
-      </w:r>
-      <w:r>
-        <w:t xml:space="preserve"> </w:t>
-      </w:r>
-      <w:r>
-        <w:t xml:space="preserve">3. (High) Given four</w:t>
+    </w:p>
+    <w:p>
+      <w:pPr>
+        <w:numPr>
+          <w:ilvl w:val="0"/>
+          <w:numId w:val="1002"/>
+        </w:numPr>
+        <w:pStyle w:val="Compact"/>
+      </w:pPr>
+      <w:r>
+        <w:t xml:space="preserve">(Low) Given the seven babysitter safety rules (never leave a young child alone; safe sleep is back to sleep in an empty crib; never shake a baby; small objects and choking foods stay out of reach; water and stairs are the two places you never look away; in an emergency call 911 and know the address and the parent’s number; know when to say no to a job), state all seven and explain why each exists.</w:t>
+      </w:r>
+    </w:p>
+    <w:p>
+      <w:pPr>
+        <w:numPr>
+          <w:ilvl w:val="0"/>
+          <w:numId w:val="1002"/>
+        </w:numPr>
+        <w:pStyle w:val="Compact"/>
+      </w:pPr>
+      <w:r>
+        <w:t xml:space="preserve">(Mid) Given a written description of a home, walk through it room by room and identify at least eight hazards for a toddler with a fix for each, then fill an emergency card with every line a 911 dispatcher or a parent would need.</w:t>
+      </w:r>
+    </w:p>
+    <w:p>
+      <w:pPr>
+        <w:numPr>
+          <w:ilvl w:val="0"/>
+          <w:numId w:val="1002"/>
+        </w:numPr>
+        <w:pStyle w:val="Compact"/>
+      </w:pPr>
+      <w:r>
+        <w:t xml:space="preserve">(High) Given four</w:t>
       </w:r>
       <w:r>
         <w:t xml:space="preserve"> </w:t>
@@ -346,7 +364,7 @@
       <w:pPr>
         <w:numPr>
           <w:ilvl w:val="0"/>
-          <w:numId w:val="1002"/>
+          <w:numId w:val="1003"/>
         </w:numPr>
         <w:pStyle w:val="Compact"/>
       </w:pPr>
@@ -373,7 +391,7 @@
       <w:pPr>
         <w:numPr>
           <w:ilvl w:val="0"/>
-          <w:numId w:val="1002"/>
+          <w:numId w:val="1003"/>
         </w:numPr>
         <w:pStyle w:val="Compact"/>
       </w:pPr>
@@ -394,7 +412,7 @@
       <w:pPr>
         <w:numPr>
           <w:ilvl w:val="0"/>
-          <w:numId w:val="1002"/>
+          <w:numId w:val="1003"/>
         </w:numPr>
         <w:pStyle w:val="Compact"/>
       </w:pPr>
@@ -406,7 +424,7 @@
       <w:pPr>
         <w:numPr>
           <w:ilvl w:val="0"/>
-          <w:numId w:val="1002"/>
+          <w:numId w:val="1003"/>
         </w:numPr>
         <w:pStyle w:val="Compact"/>
       </w:pPr>
@@ -436,7 +454,7 @@
       <w:pPr>
         <w:numPr>
           <w:ilvl w:val="0"/>
-          <w:numId w:val="1002"/>
+          <w:numId w:val="1003"/>
         </w:numPr>
         <w:pStyle w:val="Compact"/>
       </w:pPr>
@@ -457,7 +475,7 @@
       <w:pPr>
         <w:numPr>
           <w:ilvl w:val="0"/>
-          <w:numId w:val="1002"/>
+          <w:numId w:val="1003"/>
         </w:numPr>
         <w:pStyle w:val="Compact"/>
       </w:pPr>
@@ -878,37 +896,61 @@
       <w:r>
         <w:t xml:space="preserve">Monitor understanding:</w:t>
       </w:r>
-      <w:r>
-        <w:t xml:space="preserve"> </w:t>
-      </w:r>
-      <w:r>
-        <w:t xml:space="preserve">- What is the only safe position for a baby to sleep in, and what is in the crib?</w:t>
-      </w:r>
-      <w:r>
-        <w:t xml:space="preserve"> </w:t>
-      </w:r>
-      <w:r>
-        <w:t xml:space="preserve">- A bottle cap fits through the tube. What does that mean?</w:t>
-      </w:r>
-      <w:r>
-        <w:t xml:space="preserve"> </w:t>
-      </w:r>
-      <w:r>
-        <w:t xml:space="preserve">- What are the first three things a 911 dispatcher will ask you?</w:t>
-      </w:r>
-    </w:p>
-    <w:p>
-      <w:pPr>
-        <w:pStyle w:val="BodyText"/>
+    </w:p>
+    <w:p>
+      <w:pPr>
+        <w:numPr>
+          <w:ilvl w:val="0"/>
+          <w:numId w:val="1004"/>
+        </w:numPr>
+        <w:pStyle w:val="Compact"/>
+      </w:pPr>
+      <w:r>
+        <w:t xml:space="preserve">What is the only safe position for a baby to sleep in, and what is in the crib?</w:t>
+      </w:r>
+    </w:p>
+    <w:p>
+      <w:pPr>
+        <w:numPr>
+          <w:ilvl w:val="0"/>
+          <w:numId w:val="1004"/>
+        </w:numPr>
+        <w:pStyle w:val="Compact"/>
+      </w:pPr>
+      <w:r>
+        <w:t xml:space="preserve">A bottle cap fits through the tube. What does that mean?</w:t>
+      </w:r>
+    </w:p>
+    <w:p>
+      <w:pPr>
+        <w:numPr>
+          <w:ilvl w:val="0"/>
+          <w:numId w:val="1004"/>
+        </w:numPr>
+        <w:pStyle w:val="Compact"/>
+      </w:pPr>
+      <w:r>
+        <w:t xml:space="preserve">What are the first three things a 911 dispatcher will ask you?</w:t>
+      </w:r>
+    </w:p>
+    <w:p>
+      <w:pPr>
+        <w:pStyle w:val="FirstParagraph"/>
       </w:pPr>
       <w:r>
         <w:t xml:space="preserve">Deepen learning:</w:t>
       </w:r>
-      <w:r>
-        <w:t xml:space="preserve"> </w:t>
-      </w:r>
-      <w:r>
-        <w:t xml:space="preserve">- Why do we say</w:t>
+    </w:p>
+    <w:p>
+      <w:pPr>
+        <w:numPr>
+          <w:ilvl w:val="0"/>
+          <w:numId w:val="1005"/>
+        </w:numPr>
+        <w:pStyle w:val="Compact"/>
+      </w:pPr>
+      <w:r>
+        <w:t xml:space="preserve">Why do we say</w:t>
       </w:r>
       <w:r>
         <w:t xml:space="preserve"> </w:t>
@@ -928,11 +970,17 @@
       <w:r>
         <w:t xml:space="preserve">out loud in a class where nobody would ever mean to hurt a baby?</w:t>
       </w:r>
-      <w:r>
-        <w:t xml:space="preserve"> </w:t>
-      </w:r>
-      <w:r>
-        <w:t xml:space="preserve">- The parent says</w:t>
+    </w:p>
+    <w:p>
+      <w:pPr>
+        <w:numPr>
+          <w:ilvl w:val="0"/>
+          <w:numId w:val="1005"/>
+        </w:numPr>
+        <w:pStyle w:val="Compact"/>
+      </w:pPr>
+      <w:r>
+        <w:t xml:space="preserve">The parent says</w:t>
       </w:r>
       <w:r>
         <w:t xml:space="preserve"> </w:t>
@@ -952,11 +1000,17 @@
       <w:r>
         <w:t xml:space="preserve">What do you do?</w:t>
       </w:r>
-      <w:r>
-        <w:t xml:space="preserve"> </w:t>
-      </w:r>
-      <w:r>
-        <w:t xml:space="preserve">- Which of the four job scenarios would you be most tempted to say yes to, and what is the rule that should stop you?</w:t>
+    </w:p>
+    <w:p>
+      <w:pPr>
+        <w:numPr>
+          <w:ilvl w:val="0"/>
+          <w:numId w:val="1005"/>
+        </w:numPr>
+        <w:pStyle w:val="Compact"/>
+      </w:pPr>
+      <w:r>
+        <w:t xml:space="preserve">Which of the four job scenarios would you be most tempted to say yes to, and what is the rule that should stop you?</w:t>
       </w:r>
     </w:p>
     <w:p>
@@ -1201,7 +1255,7 @@
       <w:pPr>
         <w:numPr>
           <w:ilvl w:val="0"/>
-          <w:numId w:val="1003"/>
+          <w:numId w:val="1006"/>
         </w:numPr>
         <w:pStyle w:val="Compact"/>
       </w:pPr>
@@ -1213,7 +1267,7 @@
       <w:pPr>
         <w:numPr>
           <w:ilvl w:val="0"/>
-          <w:numId w:val="1003"/>
+          <w:numId w:val="1006"/>
         </w:numPr>
         <w:pStyle w:val="Compact"/>
       </w:pPr>
@@ -1225,7 +1279,7 @@
       <w:pPr>
         <w:numPr>
           <w:ilvl w:val="0"/>
-          <w:numId w:val="1003"/>
+          <w:numId w:val="1006"/>
         </w:numPr>
         <w:pStyle w:val="Compact"/>
       </w:pPr>
@@ -1237,7 +1291,7 @@
       <w:pPr>
         <w:numPr>
           <w:ilvl w:val="0"/>
-          <w:numId w:val="1003"/>
+          <w:numId w:val="1006"/>
         </w:numPr>
         <w:pStyle w:val="Compact"/>
       </w:pPr>
@@ -1285,7 +1339,7 @@
       <w:pPr>
         <w:numPr>
           <w:ilvl w:val="0"/>
-          <w:numId w:val="1003"/>
+          <w:numId w:val="1006"/>
         </w:numPr>
         <w:pStyle w:val="Compact"/>
       </w:pPr>
@@ -1297,7 +1351,7 @@
       <w:pPr>
         <w:numPr>
           <w:ilvl w:val="0"/>
-          <w:numId w:val="1003"/>
+          <w:numId w:val="1006"/>
         </w:numPr>
         <w:pStyle w:val="Compact"/>
       </w:pPr>
@@ -1639,7 +1693,7 @@
       <w:pPr>
         <w:numPr>
           <w:ilvl w:val="0"/>
-          <w:numId w:val="1004"/>
+          <w:numId w:val="1007"/>
         </w:numPr>
         <w:pStyle w:val="Compact"/>
       </w:pPr>
@@ -1663,7 +1717,7 @@
       <w:pPr>
         <w:numPr>
           <w:ilvl w:val="0"/>
-          <w:numId w:val="1004"/>
+          <w:numId w:val="1007"/>
         </w:numPr>
         <w:pStyle w:val="Compact"/>
       </w:pPr>
@@ -1675,7 +1729,7 @@
       <w:pPr>
         <w:numPr>
           <w:ilvl w:val="0"/>
-          <w:numId w:val="1004"/>
+          <w:numId w:val="1007"/>
         </w:numPr>
         <w:pStyle w:val="Compact"/>
       </w:pPr>
@@ -1699,7 +1753,7 @@
       <w:pPr>
         <w:numPr>
           <w:ilvl w:val="0"/>
-          <w:numId w:val="1004"/>
+          <w:numId w:val="1007"/>
         </w:numPr>
         <w:pStyle w:val="Compact"/>
       </w:pPr>
@@ -1711,7 +1765,7 @@
       <w:pPr>
         <w:numPr>
           <w:ilvl w:val="0"/>
-          <w:numId w:val="1004"/>
+          <w:numId w:val="1007"/>
         </w:numPr>
         <w:pStyle w:val="Compact"/>
       </w:pPr>
@@ -1732,7 +1786,7 @@
       <w:pPr>
         <w:numPr>
           <w:ilvl w:val="0"/>
-          <w:numId w:val="1004"/>
+          <w:numId w:val="1007"/>
         </w:numPr>
         <w:pStyle w:val="Compact"/>
       </w:pPr>
@@ -1753,7 +1807,7 @@
       <w:pPr>
         <w:numPr>
           <w:ilvl w:val="0"/>
-          <w:numId w:val="1004"/>
+          <w:numId w:val="1007"/>
         </w:numPr>
         <w:pStyle w:val="Compact"/>
       </w:pPr>
@@ -1775,7 +1829,7 @@
       <w:pPr>
         <w:numPr>
           <w:ilvl w:val="0"/>
-          <w:numId w:val="1005"/>
+          <w:numId w:val="1008"/>
         </w:numPr>
         <w:pStyle w:val="Compact"/>
       </w:pPr>
@@ -1802,7 +1856,7 @@
       <w:pPr>
         <w:numPr>
           <w:ilvl w:val="0"/>
-          <w:numId w:val="1005"/>
+          <w:numId w:val="1008"/>
         </w:numPr>
         <w:pStyle w:val="Compact"/>
       </w:pPr>
@@ -1832,7 +1886,7 @@
       <w:pPr>
         <w:numPr>
           <w:ilvl w:val="0"/>
-          <w:numId w:val="1005"/>
+          <w:numId w:val="1008"/>
         </w:numPr>
         <w:pStyle w:val="Compact"/>
       </w:pPr>
@@ -1856,7 +1910,7 @@
       <w:pPr>
         <w:numPr>
           <w:ilvl w:val="0"/>
-          <w:numId w:val="1005"/>
+          <w:numId w:val="1008"/>
         </w:numPr>
         <w:pStyle w:val="Compact"/>
       </w:pPr>
@@ -1868,7 +1922,7 @@
       <w:pPr>
         <w:numPr>
           <w:ilvl w:val="0"/>
-          <w:numId w:val="1005"/>
+          <w:numId w:val="1008"/>
         </w:numPr>
         <w:pStyle w:val="Compact"/>
       </w:pPr>
@@ -1880,7 +1934,7 @@
       <w:pPr>
         <w:numPr>
           <w:ilvl w:val="0"/>
-          <w:numId w:val="1005"/>
+          <w:numId w:val="1008"/>
         </w:numPr>
         <w:pStyle w:val="Compact"/>
       </w:pPr>
@@ -1892,7 +1946,7 @@
       <w:pPr>
         <w:numPr>
           <w:ilvl w:val="0"/>
-          <w:numId w:val="1005"/>
+          <w:numId w:val="1008"/>
         </w:numPr>
         <w:pStyle w:val="Compact"/>
       </w:pPr>
@@ -2188,6 +2242,118 @@
       </w:pPr>
     </w:lvl>
   </w:abstractNum>
+  <w:abstractNum w:abstractNumId="99411">
+    <w:nsid w:val="71315dca"/>
+    <w:multiLevelType w:val="multilevel"/>
+    <w:lvl w:ilvl="0">
+      <w:start w:val="1"/>
+      <w:numFmt w:val="decimal"/>
+      <w:lvlText w:val="%1."/>
+      <w:lvlJc w:val="left"/>
+      <w:pPr>
+        <w:tabs>
+          <w:tab w:val="num" w:pos="0"/>
+        </w:tabs>
+        <w:ind w:left="480" w:hanging="480"/>
+      </w:pPr>
+    </w:lvl>
+    <w:lvl w:ilvl="1">
+      <w:start w:val="1"/>
+      <w:numFmt w:val="decimal"/>
+      <w:lvlText w:val="%2."/>
+      <w:lvlJc w:val="left"/>
+      <w:pPr>
+        <w:tabs>
+          <w:tab w:val="num" w:pos="720"/>
+        </w:tabs>
+        <w:ind w:left="1200" w:hanging="480"/>
+      </w:pPr>
+    </w:lvl>
+    <w:lvl w:ilvl="2">
+      <w:start w:val="1"/>
+      <w:numFmt w:val="decimal"/>
+      <w:lvlText w:val="%3."/>
+      <w:lvlJc w:val="left"/>
+      <w:pPr>
+        <w:tabs>
+          <w:tab w:val="num" w:pos="1440"/>
+        </w:tabs>
+        <w:ind w:left="1920" w:hanging="480"/>
+      </w:pPr>
+    </w:lvl>
+    <w:lvl w:ilvl="3">
+      <w:start w:val="1"/>
+      <w:numFmt w:val="decimal"/>
+      <w:lvlText w:val="%4."/>
+      <w:lvlJc w:val="left"/>
+      <w:pPr>
+        <w:tabs>
+          <w:tab w:val="num" w:pos="2160"/>
+        </w:tabs>
+        <w:ind w:left="2640" w:hanging="480"/>
+      </w:pPr>
+    </w:lvl>
+    <w:lvl w:ilvl="4">
+      <w:start w:val="1"/>
+      <w:numFmt w:val="decimal"/>
+      <w:lvlText w:val="%5."/>
+      <w:lvlJc w:val="left"/>
+      <w:pPr>
+        <w:tabs>
+          <w:tab w:val="num" w:pos="2880"/>
+        </w:tabs>
+        <w:ind w:left="3360" w:hanging="480"/>
+      </w:pPr>
+    </w:lvl>
+    <w:lvl w:ilvl="5">
+      <w:start w:val="1"/>
+      <w:numFmt w:val="decimal"/>
+      <w:lvlText w:val="%6."/>
+      <w:lvlJc w:val="left"/>
+      <w:pPr>
+        <w:tabs>
+          <w:tab w:val="num" w:pos="3600"/>
+        </w:tabs>
+        <w:ind w:left="4080" w:hanging="480"/>
+      </w:pPr>
+    </w:lvl>
+    <w:lvl w:ilvl="6">
+      <w:start w:val="1"/>
+      <w:numFmt w:val="decimal"/>
+      <w:lvlText w:val="%7."/>
+      <w:lvlJc w:val="left"/>
+      <w:pPr>
+        <w:tabs>
+          <w:tab w:val="num" w:pos="4320"/>
+        </w:tabs>
+        <w:ind w:left="4800" w:hanging="480"/>
+      </w:pPr>
+    </w:lvl>
+    <w:lvl w:ilvl="7">
+      <w:start w:val="1"/>
+      <w:numFmt w:val="decimal"/>
+      <w:lvlText w:val="%8."/>
+      <w:lvlJc w:val="left"/>
+      <w:pPr>
+        <w:tabs>
+          <w:tab w:val="num" w:pos="5040"/>
+        </w:tabs>
+        <w:ind w:left="5520" w:hanging="480"/>
+      </w:pPr>
+    </w:lvl>
+    <w:lvl w:ilvl="8">
+      <w:start w:val="1"/>
+      <w:numFmt w:val="decimal"/>
+      <w:lvlText w:val="%9."/>
+      <w:lvlJc w:val="left"/>
+      <w:pPr>
+        <w:tabs>
+          <w:tab w:val="num" w:pos="5760"/>
+        </w:tabs>
+        <w:ind w:left="6240" w:hanging="480"/>
+      </w:pPr>
+    </w:lvl>
+  </w:abstractNum>
   <w:num w:numId="1000">
     <w:abstractNumId w:val="990"/>
   </w:num>
@@ -2195,7 +2361,34 @@
     <w:abstractNumId w:val="991"/>
   </w:num>
   <w:num w:numId="1002">
-    <w:abstractNumId w:val="991"/>
+    <w:abstractNumId w:val="99411"/>
+    <w:lvlOverride w:ilvl="0">
+      <w:startOverride w:val="1"/>
+    </w:lvlOverride>
+    <w:lvlOverride w:ilvl="1">
+      <w:startOverride w:val="1"/>
+    </w:lvlOverride>
+    <w:lvlOverride w:ilvl="2">
+      <w:startOverride w:val="1"/>
+    </w:lvlOverride>
+    <w:lvlOverride w:ilvl="3">
+      <w:startOverride w:val="1"/>
+    </w:lvlOverride>
+    <w:lvlOverride w:ilvl="4">
+      <w:startOverride w:val="1"/>
+    </w:lvlOverride>
+    <w:lvlOverride w:ilvl="5">
+      <w:startOverride w:val="1"/>
+    </w:lvlOverride>
+    <w:lvlOverride w:ilvl="6">
+      <w:startOverride w:val="1"/>
+    </w:lvlOverride>
+    <w:lvlOverride w:ilvl="7">
+      <w:startOverride w:val="1"/>
+    </w:lvlOverride>
+    <w:lvlOverride w:ilvl="8">
+      <w:startOverride w:val="1"/>
+    </w:lvlOverride>
   </w:num>
   <w:num w:numId="1003">
     <w:abstractNumId w:val="991"/>
@@ -2204,6 +2397,15 @@
     <w:abstractNumId w:val="991"/>
   </w:num>
   <w:num w:numId="1005">
+    <w:abstractNumId w:val="991"/>
+  </w:num>
+  <w:num w:numId="1006">
+    <w:abstractNumId w:val="991"/>
+  </w:num>
+  <w:num w:numId="1007">
+    <w:abstractNumId w:val="991"/>
+  </w:num>
+  <w:num w:numId="1008">
     <w:abstractNumId w:val="991"/>
   </w:num>
 </w:numbering>

--- a/downloads/teacher/04 Units/Unit 03 - Human Development and Relationships - Growing Up, Getting Along/Lesson 03.17 - Babysitting Basics Safety Safe Sleep Emergencies.docx
+++ b/downloads/teacher/04 Units/Unit 03 - Human Development and Relationships - Growing Up, Getting Along/Lesson 03.17 - Babysitting Basics Safety Safe Sleep Emergencies.docx
@@ -460,15 +460,6 @@
       </w:pPr>
       <w:r>
         <w:t xml:space="preserve">The American Red Cross Babysitting Basics course information on one slide</w:t>
-      </w:r>
-      <w:r>
-        <w:t xml:space="preserve"> </w:t>
-      </w:r>
-      <w:r>
-        <w:rPr>
-          <w:rStyle w:val="TeacherNote"/>
-        </w:rPr>
-        <w:t xml:space="preserve">[Sal: check the current course name, format, age minimum (11 at last check), and local availability; the Red Cross also lists local chapters]</w:t>
       </w:r>
     </w:p>
     <w:p>
@@ -1260,7 +1251,7 @@
         <w:pStyle w:val="Compact"/>
       </w:pPr>
       <w:r>
-        <w:t xml:space="preserve">ELL: the seven rules have a picture each on the slides and the handout; the described home has a simple floor plan sketch next to the text so hazards can be circled on the picture; the emergency card is a form with labels, not prose; the words safe sleep, choking, water, stairs, emergency, and address are listed in Turkish, Portuguese, and Spanish on the handout (marked [check with a native speaker]); 911 works in any language and the slide says so.</w:t>
+        <w:t xml:space="preserve">ELL: the seven rules have a picture each on the slides and the handout; the described home has a simple floor plan sketch next to the text so hazards can be circled on the picture; the emergency card is a form with labels, not prose; the words safe sleep, choking, water, stairs, emergency, and address are listed in Turkish, Portuguese, and Spanish on the handout (to be verified by a native speaker); 911 works in any language and the slide says so.</w:t>
       </w:r>
     </w:p>
     <w:p>
@@ -1296,7 +1287,7 @@
         <w:pStyle w:val="Compact"/>
       </w:pPr>
       <w:r>
-        <w:t xml:space="preserve">Grade 8 stretch: all five rooms plus the yard; grade 8 pairs also write a two-sentence</w:t>
+        <w:t xml:space="preserve">Grade 8 stretch: all four rooms plus the back door and yard; grade 8 pairs also write a two-sentence</w:t>
       </w:r>
       <w:r>
         <w:t xml:space="preserve"> </w:t>
@@ -1652,31 +1643,7 @@
         <w:pStyle w:val="FirstParagraph"/>
       </w:pPr>
       <w:r>
-        <w:t xml:space="preserve">Inside the building: the school nurse, who can take Step 1’s safe sleep demonstration and say it in her own words; the health teacher, who covers CPR or first aid in some middle schools</w:t>
-      </w:r>
-      <w:r>
-        <w:t xml:space="preserve"> </w:t>
-      </w:r>
-      <w:r>
-        <w:rPr>
-          <w:rStyle w:val="TeacherNote"/>
-        </w:rPr>
-        <w:t xml:space="preserve">[Sal: ask; if health teaches hands-only CPR, this lesson does not need to].</w:t>
-      </w:r>
-      <w:r>
-        <w:t xml:space="preserve"> </w:t>
-      </w:r>
-      <w:r>
-        <w:t xml:space="preserve">Community: the American Red Cross Babysitting Basics course (local chapter or online) as the named next step; the local library or community center sometimes hosts it.</w:t>
-      </w:r>
-      <w:r>
-        <w:t xml:space="preserve"> </w:t>
-      </w:r>
-      <w:r>
-        <w:rPr>
-          <w:rStyle w:val="TeacherNote"/>
-        </w:rPr>
-        <w:t xml:space="preserve">[Sal: if your school has a partnership with a hospital or a youth bureau, a babysitter course on site is a real thing to ask for.]</w:t>
+        <w:t xml:space="preserve">Inside the building: the school nurse, who can take Step 1’s safe sleep demonstration and say it in her own words; the health teacher, who covers CPR or first aid in some middle schools. Community: the American Red Cross Babysitting Basics course (local chapter or online) as the named next step; the local library or community center sometimes hosts it.</w:t>
       </w:r>
     </w:p>
     <w:p>
@@ -1772,15 +1739,6 @@
       <w:r>
         <w:t xml:space="preserve">Safe sleep guidance: the American Academy of Pediatrics safe sleep recommendations (back to sleep, firm flat surface, nothing in the sleep space) and the NICHD Safe to Sleep campaign. Choking hazards and the small-parts test: the U.S. Consumer Product Safety Commission’s small parts guidance (the toilet paper tube is the common home stand-in for the small parts cylinder). Poison control: 1-800-222-1222.</w:t>
       </w:r>
-      <w:r>
-        <w:t xml:space="preserve"> </w:t>
-      </w:r>
-      <w:r>
-        <w:rPr>
-          <w:rStyle w:val="TeacherNote"/>
-        </w:rPr>
-        <w:t xml:space="preserve">[Sal: confirm each against the current source before the slide is printed; guidance changes.]</w:t>
-      </w:r>
     </w:p>
     <w:p>
       <w:pPr>
@@ -1793,15 +1751,6 @@
       <w:r>
         <w:t xml:space="preserve">American Red Cross Babysitting Basics course information (redcross.org).</w:t>
       </w:r>
-      <w:r>
-        <w:t xml:space="preserve"> </w:t>
-      </w:r>
-      <w:r>
-        <w:rPr>
-          <w:rStyle w:val="TeacherNote"/>
-        </w:rPr>
-        <w:t xml:space="preserve">[Sal: check the current name and age minimum.]</w:t>
-      </w:r>
     </w:p>
     <w:p>
       <w:pPr>
@@ -1812,7 +1761,7 @@
         <w:pStyle w:val="Compact"/>
       </w:pPr>
       <w:r>
-        <w:t xml:space="preserve">Sal’s own materials: his FNES 782 infant care work exists only as a description; this lesson is written fresh.</w:t>
+        <w:t xml:space="preserve">My own materials: my graduate infant care work informed it; this lesson is written fresh.</w:t>
       </w:r>
     </w:p>
     <w:p>
@@ -1940,21 +1889,6 @@
       </w:pPr>
       <w:r>
         <w:t xml:space="preserve">A student may say something in this lesson about their own home. Have the building’s reporting steps in front of you and follow them, the same as in Lesson 3.12.</w:t>
-      </w:r>
-    </w:p>
-    <w:p>
-      <w:pPr>
-        <w:numPr>
-          <w:ilvl w:val="0"/>
-          <w:numId w:val="1008"/>
-        </w:numPr>
-        <w:pStyle w:val="Compact"/>
-      </w:pPr>
-      <w:r>
-        <w:rPr>
-          <w:rStyle w:val="TeacherNote"/>
-        </w:rPr>
-        <w:t xml:space="preserve">[Sal: the Red Cross slide needs the current course format and cost. Their online version has been about $40 to $50 in recent years; check before you put a number on the slide.]</w:t>
       </w:r>
     </w:p>
     <w:sectPr>
